--- a/Отчет A.docx
+++ b/Отчет A.docx
@@ -43,6 +43,8 @@
             <w:t>Содержание</w:t>
           </w:r>
         </w:p>
+        <w:bookmarkStart w:id="0" w:name="_GoBack"/>
+        <w:bookmarkEnd w:id="0"/>
         <w:p>
           <w:pPr>
             <w:pStyle w:val="16"/>
@@ -113,7 +115,7 @@
           <w:r>
             <w:fldChar w:fldCharType="separate"/>
           </w:r>
-          <w:hyperlink w:anchor="_Toc234259522" w:history="1">
+          <w:hyperlink w:anchor="_Toc234263187" w:history="1">
             <w:r>
               <w:rPr>
                 <w:rStyle w:val="aff8"/>
@@ -140,7 +142,291 @@
                 <w:noProof/>
                 <w:webHidden/>
               </w:rPr>
-              <w:instrText xml:space="preserve"> PAGEREF _Toc234259522 \h </w:instrText>
+              <w:instrText xml:space="preserve"> PAGEREF _Toc234263187 \h </w:instrText>
+            </w:r>
+            <w:r>
+              <w:rPr>
+                <w:noProof/>
+                <w:webHidden/>
+              </w:rPr>
+            </w:r>
+            <w:r>
+              <w:rPr>
+                <w:noProof/>
+                <w:webHidden/>
+              </w:rPr>
+              <w:fldChar w:fldCharType="separate"/>
+            </w:r>
+            <w:r>
+              <w:rPr>
+                <w:noProof/>
+                <w:webHidden/>
+              </w:rPr>
+              <w:t>2</w:t>
+            </w:r>
+            <w:r>
+              <w:rPr>
+                <w:noProof/>
+                <w:webHidden/>
+              </w:rPr>
+              <w:fldChar w:fldCharType="end"/>
+            </w:r>
+          </w:hyperlink>
+        </w:p>
+        <w:p>
+          <w:pPr>
+            <w:pStyle w:val="16"/>
+            <w:tabs>
+              <w:tab w:val="right" w:leader="dot" w:pos="9679"/>
+            </w:tabs>
+            <w:rPr>
+              <w:rFonts w:asciiTheme="minorHAnsi" w:hAnsiTheme="minorHAnsi"/>
+              <w:noProof/>
+              <w:sz w:val="22"/>
+              <w:lang w:val="ru-RU" w:eastAsia="ru-RU"/>
+            </w:rPr>
+          </w:pPr>
+          <w:hyperlink w:anchor="_Toc234263188" w:history="1">
+            <w:r>
+              <w:rPr>
+                <w:rStyle w:val="aff8"/>
+                <w:noProof/>
+              </w:rPr>
+              <w:t>Постановка задачи</w:t>
+            </w:r>
+            <w:r>
+              <w:rPr>
+                <w:noProof/>
+                <w:webHidden/>
+              </w:rPr>
+              <w:tab/>
+            </w:r>
+            <w:r>
+              <w:rPr>
+                <w:noProof/>
+                <w:webHidden/>
+              </w:rPr>
+              <w:fldChar w:fldCharType="begin"/>
+            </w:r>
+            <w:r>
+              <w:rPr>
+                <w:noProof/>
+                <w:webHidden/>
+              </w:rPr>
+              <w:instrText xml:space="preserve"> PAGEREF _Toc234263188 \h </w:instrText>
+            </w:r>
+            <w:r>
+              <w:rPr>
+                <w:noProof/>
+                <w:webHidden/>
+              </w:rPr>
+            </w:r>
+            <w:r>
+              <w:rPr>
+                <w:noProof/>
+                <w:webHidden/>
+              </w:rPr>
+              <w:fldChar w:fldCharType="separate"/>
+            </w:r>
+            <w:r>
+              <w:rPr>
+                <w:noProof/>
+                <w:webHidden/>
+              </w:rPr>
+              <w:t>3</w:t>
+            </w:r>
+            <w:r>
+              <w:rPr>
+                <w:noProof/>
+                <w:webHidden/>
+              </w:rPr>
+              <w:fldChar w:fldCharType="end"/>
+            </w:r>
+          </w:hyperlink>
+        </w:p>
+        <w:p>
+          <w:pPr>
+            <w:pStyle w:val="16"/>
+            <w:tabs>
+              <w:tab w:val="right" w:leader="dot" w:pos="9679"/>
+            </w:tabs>
+            <w:rPr>
+              <w:rFonts w:asciiTheme="minorHAnsi" w:hAnsiTheme="minorHAnsi"/>
+              <w:noProof/>
+              <w:sz w:val="22"/>
+              <w:lang w:val="ru-RU" w:eastAsia="ru-RU"/>
+            </w:rPr>
+          </w:pPr>
+          <w:hyperlink w:anchor="_Toc234263189" w:history="1">
+            <w:r>
+              <w:rPr>
+                <w:rStyle w:val="aff8"/>
+                <w:noProof/>
+              </w:rPr>
+              <w:t>Выбор решения</w:t>
+            </w:r>
+            <w:r>
+              <w:rPr>
+                <w:noProof/>
+                <w:webHidden/>
+              </w:rPr>
+              <w:tab/>
+            </w:r>
+            <w:r>
+              <w:rPr>
+                <w:noProof/>
+                <w:webHidden/>
+              </w:rPr>
+              <w:fldChar w:fldCharType="begin"/>
+            </w:r>
+            <w:r>
+              <w:rPr>
+                <w:noProof/>
+                <w:webHidden/>
+              </w:rPr>
+              <w:instrText xml:space="preserve"> PAGEREF _Toc234263189 \h </w:instrText>
+            </w:r>
+            <w:r>
+              <w:rPr>
+                <w:noProof/>
+                <w:webHidden/>
+              </w:rPr>
+            </w:r>
+            <w:r>
+              <w:rPr>
+                <w:noProof/>
+                <w:webHidden/>
+              </w:rPr>
+              <w:fldChar w:fldCharType="separate"/>
+            </w:r>
+            <w:r>
+              <w:rPr>
+                <w:noProof/>
+                <w:webHidden/>
+              </w:rPr>
+              <w:t>4</w:t>
+            </w:r>
+            <w:r>
+              <w:rPr>
+                <w:noProof/>
+                <w:webHidden/>
+              </w:rPr>
+              <w:fldChar w:fldCharType="end"/>
+            </w:r>
+          </w:hyperlink>
+        </w:p>
+        <w:p>
+          <w:pPr>
+            <w:pStyle w:val="16"/>
+            <w:tabs>
+              <w:tab w:val="right" w:leader="dot" w:pos="9679"/>
+            </w:tabs>
+            <w:rPr>
+              <w:rFonts w:asciiTheme="minorHAnsi" w:hAnsiTheme="minorHAnsi"/>
+              <w:noProof/>
+              <w:sz w:val="22"/>
+              <w:lang w:val="ru-RU" w:eastAsia="ru-RU"/>
+            </w:rPr>
+          </w:pPr>
+          <w:hyperlink w:anchor="_Toc234263190" w:history="1">
+            <w:r>
+              <w:rPr>
+                <w:rStyle w:val="aff8"/>
+                <w:noProof/>
+              </w:rPr>
+              <w:t>Описание программы</w:t>
+            </w:r>
+            <w:r>
+              <w:rPr>
+                <w:noProof/>
+                <w:webHidden/>
+              </w:rPr>
+              <w:tab/>
+            </w:r>
+            <w:r>
+              <w:rPr>
+                <w:noProof/>
+                <w:webHidden/>
+              </w:rPr>
+              <w:fldChar w:fldCharType="begin"/>
+            </w:r>
+            <w:r>
+              <w:rPr>
+                <w:noProof/>
+                <w:webHidden/>
+              </w:rPr>
+              <w:instrText xml:space="preserve"> PAGEREF _Toc234263190 \h </w:instrText>
+            </w:r>
+            <w:r>
+              <w:rPr>
+                <w:noProof/>
+                <w:webHidden/>
+              </w:rPr>
+            </w:r>
+            <w:r>
+              <w:rPr>
+                <w:noProof/>
+                <w:webHidden/>
+              </w:rPr>
+              <w:fldChar w:fldCharType="separate"/>
+            </w:r>
+            <w:r>
+              <w:rPr>
+                <w:noProof/>
+                <w:webHidden/>
+              </w:rPr>
+              <w:t>5</w:t>
+            </w:r>
+            <w:r>
+              <w:rPr>
+                <w:noProof/>
+                <w:webHidden/>
+              </w:rPr>
+              <w:fldChar w:fldCharType="end"/>
+            </w:r>
+          </w:hyperlink>
+        </w:p>
+        <w:p>
+          <w:pPr>
+            <w:pStyle w:val="16"/>
+            <w:tabs>
+              <w:tab w:val="right" w:leader="dot" w:pos="9679"/>
+            </w:tabs>
+            <w:rPr>
+              <w:rFonts w:asciiTheme="minorHAnsi" w:hAnsiTheme="minorHAnsi"/>
+              <w:noProof/>
+              <w:sz w:val="22"/>
+              <w:lang w:val="ru-RU" w:eastAsia="ru-RU"/>
+            </w:rPr>
+          </w:pPr>
+          <w:hyperlink w:anchor="_Toc234263191" w:history="1">
+            <w:r>
+              <w:rPr>
+                <w:rStyle w:val="aff8"/>
+                <w:noProof/>
+              </w:rPr>
+              <w:t>Схемы программы</w:t>
+            </w:r>
+            <w:r>
+              <w:rPr>
+                <w:noProof/>
+                <w:webHidden/>
+              </w:rPr>
+              <w:tab/>
+            </w:r>
+            <w:r>
+              <w:rPr>
+                <w:noProof/>
+                <w:webHidden/>
+              </w:rPr>
+              <w:fldChar w:fldCharType="begin"/>
+            </w:r>
+            <w:r>
+              <w:rPr>
+                <w:noProof/>
+                <w:webHidden/>
+              </w:rPr>
+              <w:instrText xml:space="preserve"> PAGEREF _Toc234263191 \h </w:instrText>
             </w:r>
             <w:r>
               <w:rPr>
@@ -184,13 +470,13 @@
               <w:lang w:val="ru-RU" w:eastAsia="ru-RU"/>
             </w:rPr>
           </w:pPr>
-          <w:hyperlink w:anchor="_Toc234259523" w:history="1">
+          <w:hyperlink w:anchor="_Toc234263192" w:history="1">
             <w:r>
               <w:rPr>
                 <w:rStyle w:val="aff8"/>
                 <w:noProof/>
               </w:rPr>
-              <w:t>Постановка задачи</w:t>
+              <w:t>Тестирование программы</w:t>
             </w:r>
             <w:r>
               <w:rPr>
@@ -211,78 +497,7 @@
                 <w:noProof/>
                 <w:webHidden/>
               </w:rPr>
-              <w:instrText xml:space="preserve"> PAGEREF _Toc234259523 \h </w:instrText>
-            </w:r>
-            <w:r>
-              <w:rPr>
-                <w:noProof/>
-                <w:webHidden/>
-              </w:rPr>
-            </w:r>
-            <w:r>
-              <w:rPr>
-                <w:noProof/>
-                <w:webHidden/>
-              </w:rPr>
-              <w:fldChar w:fldCharType="separate"/>
-            </w:r>
-            <w:r>
-              <w:rPr>
-                <w:noProof/>
-                <w:webHidden/>
-              </w:rPr>
-              <w:t>8</w:t>
-            </w:r>
-            <w:r>
-              <w:rPr>
-                <w:noProof/>
-                <w:webHidden/>
-              </w:rPr>
-              <w:fldChar w:fldCharType="end"/>
-            </w:r>
-          </w:hyperlink>
-        </w:p>
-        <w:p>
-          <w:pPr>
-            <w:pStyle w:val="16"/>
-            <w:tabs>
-              <w:tab w:val="right" w:leader="dot" w:pos="9679"/>
-            </w:tabs>
-            <w:rPr>
-              <w:rFonts w:asciiTheme="minorHAnsi" w:hAnsiTheme="minorHAnsi"/>
-              <w:noProof/>
-              <w:sz w:val="22"/>
-              <w:lang w:val="ru-RU" w:eastAsia="ru-RU"/>
-            </w:rPr>
-          </w:pPr>
-          <w:hyperlink w:anchor="_Toc234259524" w:history="1">
-            <w:r>
-              <w:rPr>
-                <w:rStyle w:val="aff8"/>
-                <w:noProof/>
-              </w:rPr>
-              <w:t>Выбор решения</w:t>
-            </w:r>
-            <w:r>
-              <w:rPr>
-                <w:noProof/>
-                <w:webHidden/>
-              </w:rPr>
-              <w:tab/>
-            </w:r>
-            <w:r>
-              <w:rPr>
-                <w:noProof/>
-                <w:webHidden/>
-              </w:rPr>
-              <w:fldChar w:fldCharType="begin"/>
-            </w:r>
-            <w:r>
-              <w:rPr>
-                <w:noProof/>
-                <w:webHidden/>
-              </w:rPr>
-              <w:instrText xml:space="preserve"> PAGEREF _Toc234259524 \h </w:instrText>
+              <w:instrText xml:space="preserve"> PAGEREF _Toc234263192 \h </w:instrText>
             </w:r>
             <w:r>
               <w:rPr>
@@ -326,13 +541,13 @@
               <w:lang w:val="ru-RU" w:eastAsia="ru-RU"/>
             </w:rPr>
           </w:pPr>
-          <w:hyperlink w:anchor="_Toc234259525" w:history="1">
+          <w:hyperlink w:anchor="_Toc234263193" w:history="1">
             <w:r>
               <w:rPr>
                 <w:rStyle w:val="aff8"/>
                 <w:noProof/>
               </w:rPr>
-              <w:t>Описание программы</w:t>
+              <w:t>Отладка</w:t>
             </w:r>
             <w:r>
               <w:rPr>
@@ -353,7 +568,7 @@
                 <w:noProof/>
                 <w:webHidden/>
               </w:rPr>
-              <w:instrText xml:space="preserve"> PAGEREF _Toc234259525 \h </w:instrText>
+              <w:instrText xml:space="preserve"> PAGEREF _Toc234263193 \h </w:instrText>
             </w:r>
             <w:r>
               <w:rPr>
@@ -397,13 +612,13 @@
               <w:lang w:val="ru-RU" w:eastAsia="ru-RU"/>
             </w:rPr>
           </w:pPr>
-          <w:hyperlink w:anchor="_Toc234259526" w:history="1">
+          <w:hyperlink w:anchor="_Toc234263194" w:history="1">
             <w:r>
               <w:rPr>
                 <w:rStyle w:val="aff8"/>
                 <w:noProof/>
               </w:rPr>
-              <w:t>Схемы программы</w:t>
+              <w:t>Совместная разработка</w:t>
             </w:r>
             <w:r>
               <w:rPr>
@@ -424,7 +639,7 @@
                 <w:noProof/>
                 <w:webHidden/>
               </w:rPr>
-              <w:instrText xml:space="preserve"> PAGEREF _Toc234259526 \h </w:instrText>
+              <w:instrText xml:space="preserve"> PAGEREF _Toc234263194 \h </w:instrText>
             </w:r>
             <w:r>
               <w:rPr>
@@ -444,7 +659,7 @@
                 <w:noProof/>
                 <w:webHidden/>
               </w:rPr>
-              <w:t>12</w:t>
+              <w:t>11</w:t>
             </w:r>
             <w:r>
               <w:rPr>
@@ -468,13 +683,13 @@
               <w:lang w:val="ru-RU" w:eastAsia="ru-RU"/>
             </w:rPr>
           </w:pPr>
-          <w:hyperlink w:anchor="_Toc234259527" w:history="1">
+          <w:hyperlink w:anchor="_Toc234263195" w:history="1">
             <w:r>
               <w:rPr>
                 <w:rStyle w:val="aff8"/>
                 <w:noProof/>
               </w:rPr>
-              <w:t>Тестирование программы</w:t>
+              <w:t>Заключение</w:t>
             </w:r>
             <w:r>
               <w:rPr>
@@ -495,7 +710,78 @@
                 <w:noProof/>
                 <w:webHidden/>
               </w:rPr>
-              <w:instrText xml:space="preserve"> PAGEREF _Toc234259527 \h </w:instrText>
+              <w:instrText xml:space="preserve"> PAGEREF _Toc234263195 \h </w:instrText>
+            </w:r>
+            <w:r>
+              <w:rPr>
+                <w:noProof/>
+                <w:webHidden/>
+              </w:rPr>
+            </w:r>
+            <w:r>
+              <w:rPr>
+                <w:noProof/>
+                <w:webHidden/>
+              </w:rPr>
+              <w:fldChar w:fldCharType="separate"/>
+            </w:r>
+            <w:r>
+              <w:rPr>
+                <w:noProof/>
+                <w:webHidden/>
+              </w:rPr>
+              <w:t>13</w:t>
+            </w:r>
+            <w:r>
+              <w:rPr>
+                <w:noProof/>
+                <w:webHidden/>
+              </w:rPr>
+              <w:fldChar w:fldCharType="end"/>
+            </w:r>
+          </w:hyperlink>
+        </w:p>
+        <w:p>
+          <w:pPr>
+            <w:pStyle w:val="16"/>
+            <w:tabs>
+              <w:tab w:val="right" w:leader="dot" w:pos="9679"/>
+            </w:tabs>
+            <w:rPr>
+              <w:rFonts w:asciiTheme="minorHAnsi" w:hAnsiTheme="minorHAnsi"/>
+              <w:noProof/>
+              <w:sz w:val="22"/>
+              <w:lang w:val="ru-RU" w:eastAsia="ru-RU"/>
+            </w:rPr>
+          </w:pPr>
+          <w:hyperlink w:anchor="_Toc234263196" w:history="1">
+            <w:r>
+              <w:rPr>
+                <w:rStyle w:val="aff8"/>
+                <w:noProof/>
+              </w:rPr>
+              <w:t>Список используемой литературы</w:t>
+            </w:r>
+            <w:r>
+              <w:rPr>
+                <w:noProof/>
+                <w:webHidden/>
+              </w:rPr>
+              <w:tab/>
+            </w:r>
+            <w:r>
+              <w:rPr>
+                <w:noProof/>
+                <w:webHidden/>
+              </w:rPr>
+              <w:fldChar w:fldCharType="begin"/>
+            </w:r>
+            <w:r>
+              <w:rPr>
+                <w:noProof/>
+                <w:webHidden/>
+              </w:rPr>
+              <w:instrText xml:space="preserve"> PAGEREF _Toc234263196 \h </w:instrText>
             </w:r>
             <w:r>
               <w:rPr>
@@ -539,13 +825,13 @@
               <w:lang w:val="ru-RU" w:eastAsia="ru-RU"/>
             </w:rPr>
           </w:pPr>
-          <w:hyperlink w:anchor="_Toc234259528" w:history="1">
+          <w:hyperlink w:anchor="_Toc234263197" w:history="1">
             <w:r>
               <w:rPr>
                 <w:rStyle w:val="aff8"/>
                 <w:noProof/>
               </w:rPr>
-              <w:t>Отладка</w:t>
+              <w:t>Приложение А. Листинг программы</w:t>
             </w:r>
             <w:r>
               <w:rPr>
@@ -566,7 +852,7 @@
                 <w:noProof/>
                 <w:webHidden/>
               </w:rPr>
-              <w:instrText xml:space="preserve"> PAGEREF _Toc234259528 \h </w:instrText>
+              <w:instrText xml:space="preserve"> PAGEREF _Toc234263197 \h </w:instrText>
             </w:r>
             <w:r>
               <w:rPr>
@@ -599,219 +885,6 @@
         </w:p>
         <w:p>
           <w:pPr>
-            <w:pStyle w:val="16"/>
-            <w:tabs>
-              <w:tab w:val="right" w:leader="dot" w:pos="9679"/>
-            </w:tabs>
-            <w:rPr>
-              <w:rFonts w:asciiTheme="minorHAnsi" w:hAnsiTheme="minorHAnsi"/>
-              <w:noProof/>
-              <w:sz w:val="22"/>
-              <w:lang w:val="ru-RU" w:eastAsia="ru-RU"/>
-            </w:rPr>
-          </w:pPr>
-          <w:hyperlink w:anchor="_Toc234259529" w:history="1">
-            <w:r>
-              <w:rPr>
-                <w:rStyle w:val="aff8"/>
-                <w:noProof/>
-              </w:rPr>
-              <w:t>Заключение</w:t>
-            </w:r>
-            <w:r>
-              <w:rPr>
-                <w:noProof/>
-                <w:webHidden/>
-              </w:rPr>
-              <w:tab/>
-            </w:r>
-            <w:r>
-              <w:rPr>
-                <w:noProof/>
-                <w:webHidden/>
-              </w:rPr>
-              <w:fldChar w:fldCharType="begin"/>
-            </w:r>
-            <w:r>
-              <w:rPr>
-                <w:noProof/>
-                <w:webHidden/>
-              </w:rPr>
-              <w:instrText xml:space="preserve"> PAGEREF _Toc234259529 \h </w:instrText>
-            </w:r>
-            <w:r>
-              <w:rPr>
-                <w:noProof/>
-                <w:webHidden/>
-              </w:rPr>
-            </w:r>
-            <w:r>
-              <w:rPr>
-                <w:noProof/>
-                <w:webHidden/>
-              </w:rPr>
-              <w:fldChar w:fldCharType="separate"/>
-            </w:r>
-            <w:r>
-              <w:rPr>
-                <w:noProof/>
-                <w:webHidden/>
-              </w:rPr>
-              <w:t>18</w:t>
-            </w:r>
-            <w:r>
-              <w:rPr>
-                <w:noProof/>
-                <w:webHidden/>
-              </w:rPr>
-              <w:fldChar w:fldCharType="end"/>
-            </w:r>
-          </w:hyperlink>
-        </w:p>
-        <w:p>
-          <w:pPr>
-            <w:pStyle w:val="16"/>
-            <w:tabs>
-              <w:tab w:val="right" w:leader="dot" w:pos="9679"/>
-            </w:tabs>
-            <w:rPr>
-              <w:rFonts w:asciiTheme="minorHAnsi" w:hAnsiTheme="minorHAnsi"/>
-              <w:noProof/>
-              <w:sz w:val="22"/>
-              <w:lang w:val="ru-RU" w:eastAsia="ru-RU"/>
-            </w:rPr>
-          </w:pPr>
-          <w:hyperlink w:anchor="_Toc234259530" w:history="1">
-            <w:r>
-              <w:rPr>
-                <w:rStyle w:val="aff8"/>
-                <w:noProof/>
-              </w:rPr>
-              <w:t>Список используемой литературы</w:t>
-            </w:r>
-            <w:r>
-              <w:rPr>
-                <w:noProof/>
-                <w:webHidden/>
-              </w:rPr>
-              <w:tab/>
-            </w:r>
-            <w:r>
-              <w:rPr>
-                <w:noProof/>
-                <w:webHidden/>
-              </w:rPr>
-              <w:fldChar w:fldCharType="begin"/>
-            </w:r>
-            <w:r>
-              <w:rPr>
-                <w:noProof/>
-                <w:webHidden/>
-              </w:rPr>
-              <w:instrText xml:space="preserve"> PAGEREF _Toc234259530 \h </w:instrText>
-            </w:r>
-            <w:r>
-              <w:rPr>
-                <w:noProof/>
-                <w:webHidden/>
-              </w:rPr>
-            </w:r>
-            <w:r>
-              <w:rPr>
-                <w:noProof/>
-                <w:webHidden/>
-              </w:rPr>
-              <w:fldChar w:fldCharType="separate"/>
-            </w:r>
-            <w:r>
-              <w:rPr>
-                <w:noProof/>
-                <w:webHidden/>
-              </w:rPr>
-              <w:t>19</w:t>
-            </w:r>
-            <w:r>
-              <w:rPr>
-                <w:noProof/>
-                <w:webHidden/>
-              </w:rPr>
-              <w:fldChar w:fldCharType="end"/>
-            </w:r>
-          </w:hyperlink>
-        </w:p>
-        <w:p>
-          <w:pPr>
-            <w:pStyle w:val="16"/>
-            <w:tabs>
-              <w:tab w:val="right" w:leader="dot" w:pos="9679"/>
-            </w:tabs>
-            <w:rPr>
-              <w:rFonts w:asciiTheme="minorHAnsi" w:hAnsiTheme="minorHAnsi"/>
-              <w:noProof/>
-              <w:sz w:val="22"/>
-              <w:lang w:val="ru-RU" w:eastAsia="ru-RU"/>
-            </w:rPr>
-          </w:pPr>
-          <w:hyperlink w:anchor="_Toc234259531" w:history="1">
-            <w:r>
-              <w:rPr>
-                <w:rStyle w:val="aff8"/>
-                <w:noProof/>
-              </w:rPr>
-              <w:t>Приложение А. Листинг программы</w:t>
-            </w:r>
-            <w:r>
-              <w:rPr>
-                <w:noProof/>
-                <w:webHidden/>
-              </w:rPr>
-              <w:tab/>
-            </w:r>
-            <w:r>
-              <w:rPr>
-                <w:noProof/>
-                <w:webHidden/>
-              </w:rPr>
-              <w:fldChar w:fldCharType="begin"/>
-            </w:r>
-            <w:r>
-              <w:rPr>
-                <w:noProof/>
-                <w:webHidden/>
-              </w:rPr>
-              <w:instrText xml:space="preserve"> PAGEREF _Toc234259531 \h </w:instrText>
-            </w:r>
-            <w:r>
-              <w:rPr>
-                <w:noProof/>
-                <w:webHidden/>
-              </w:rPr>
-            </w:r>
-            <w:r>
-              <w:rPr>
-                <w:noProof/>
-                <w:webHidden/>
-              </w:rPr>
-              <w:fldChar w:fldCharType="separate"/>
-            </w:r>
-            <w:r>
-              <w:rPr>
-                <w:noProof/>
-                <w:webHidden/>
-              </w:rPr>
-              <w:t>20</w:t>
-            </w:r>
-            <w:r>
-              <w:rPr>
-                <w:noProof/>
-                <w:webHidden/>
-              </w:rPr>
-              <w:fldChar w:fldCharType="end"/>
-            </w:r>
-          </w:hyperlink>
-        </w:p>
-        <w:p>
-          <w:pPr>
             <w:rPr>
               <w:lang w:val="ru-RU"/>
             </w:rPr>
@@ -843,12 +916,12 @@
       <w:pPr>
         <w:pStyle w:val="14"/>
       </w:pPr>
-      <w:bookmarkStart w:id="0" w:name="_Toc234259522"/>
+      <w:bookmarkStart w:id="1" w:name="_Toc234263187"/>
       <w:r>
         <w:lastRenderedPageBreak/>
         <w:t>Введение</w:t>
       </w:r>
-      <w:bookmarkEnd w:id="0"/>
+      <w:bookmarkEnd w:id="1"/>
     </w:p>
     <w:p>
       <w:pPr>
@@ -977,12 +1050,12 @@
         <w:pStyle w:val="14"/>
         <w:jc w:val="left"/>
       </w:pPr>
-      <w:bookmarkStart w:id="1" w:name="_Toc234259523"/>
+      <w:bookmarkStart w:id="2" w:name="_Toc234263188"/>
       <w:r>
         <w:lastRenderedPageBreak/>
         <w:t>Постановка задачи</w:t>
       </w:r>
-      <w:bookmarkEnd w:id="1"/>
+      <w:bookmarkEnd w:id="2"/>
     </w:p>
     <w:p>
       <w:pPr>
@@ -1556,11 +1629,11 @@
       <w:pPr>
         <w:pStyle w:val="14"/>
       </w:pPr>
-      <w:bookmarkStart w:id="2" w:name="_Toc234259524"/>
+      <w:bookmarkStart w:id="3" w:name="_Toc234263189"/>
       <w:r>
         <w:t>Выбор решения</w:t>
       </w:r>
-      <w:bookmarkEnd w:id="2"/>
+      <w:bookmarkEnd w:id="3"/>
     </w:p>
     <w:p>
       <w:pPr>
@@ -1790,15 +1863,13 @@
         </w:rPr>
         <w:br w:type="page"/>
       </w:r>
-      <w:bookmarkStart w:id="3" w:name="_GoBack"/>
-      <w:bookmarkEnd w:id="3"/>
     </w:p>
     <w:p>
       <w:pPr>
         <w:pStyle w:val="14"/>
         <w:jc w:val="left"/>
       </w:pPr>
-      <w:bookmarkStart w:id="4" w:name="_Toc234259525"/>
+      <w:bookmarkStart w:id="4" w:name="_Toc234263190"/>
       <w:r>
         <w:lastRenderedPageBreak/>
         <w:t>Описание программы</w:t>
@@ -3630,7 +3701,7 @@
       <w:r>
         <w:br w:type="page"/>
       </w:r>
-      <w:bookmarkStart w:id="5" w:name="_Toc234259526"/>
+      <w:bookmarkStart w:id="5" w:name="_Toc234263191"/>
       <w:r>
         <w:lastRenderedPageBreak/>
         <w:t>Схемы программы</w:t>
@@ -3988,7 +4059,7 @@
         <w:pStyle w:val="14"/>
         <w:jc w:val="left"/>
       </w:pPr>
-      <w:bookmarkStart w:id="6" w:name="_Toc234259527"/>
+      <w:bookmarkStart w:id="6" w:name="_Toc234263192"/>
       <w:r>
         <w:lastRenderedPageBreak/>
         <w:t>Тестирование программы</w:t>
@@ -4129,7 +4200,7 @@
       <w:pPr>
         <w:pStyle w:val="14"/>
       </w:pPr>
-      <w:bookmarkStart w:id="7" w:name="_Toc234259528"/>
+      <w:bookmarkStart w:id="7" w:name="_Toc234263193"/>
       <w:r>
         <w:lastRenderedPageBreak/>
         <w:t>Отладка</w:t>
@@ -4288,19 +4359,15 @@
     </w:p>
     <w:p>
       <w:pPr>
-        <w:jc w:val="both"/>
-        <w:rPr>
-          <w:lang w:val="ru-RU"/>
-        </w:rPr>
+        <w:pStyle w:val="14"/>
+        <w:jc w:val="left"/>
       </w:pPr>
-      <w:r>
-        <w:rPr>
-          <w:b/>
-          <w:lang w:val="ru-RU"/>
-        </w:rPr>
+      <w:bookmarkStart w:id="8" w:name="_Toc234263194"/>
+      <w:r>
         <w:lastRenderedPageBreak/>
         <w:t>Совместная разработка</w:t>
       </w:r>
+      <w:bookmarkEnd w:id="8"/>
     </w:p>
     <w:p>
       <w:pPr>
@@ -4889,142 +4956,72 @@
         </w:rPr>
         <w:t xml:space="preserve"> </w:t>
       </w:r>
-      <w:r>
-        <w:fldChar w:fldCharType="begin"/>
-      </w:r>
-      <w:r>
-        <w:rPr>
-          <w:lang w:val="ru-RU"/>
-        </w:rPr>
-        <w:instrText xml:space="preserve"> </w:instrText>
-      </w:r>
-      <w:r>
-        <w:instrText>HYPERLINK</w:instrText>
-      </w:r>
-      <w:r>
-        <w:rPr>
-          <w:lang w:val="ru-RU"/>
-        </w:rPr>
-        <w:instrText xml:space="preserve"> "</w:instrText>
-      </w:r>
-      <w:r>
-        <w:instrText>https</w:instrText>
-      </w:r>
-      <w:r>
-        <w:rPr>
-          <w:lang w:val="ru-RU"/>
-        </w:rPr>
-        <w:instrText>://</w:instrText>
-      </w:r>
-      <w:r>
-        <w:instrText>github</w:instrText>
-      </w:r>
-      <w:r>
-        <w:rPr>
-          <w:lang w:val="ru-RU"/>
-        </w:rPr>
-        <w:instrText>.</w:instrText>
-      </w:r>
-      <w:r>
-        <w:instrText>com</w:instrText>
-      </w:r>
-      <w:r>
-        <w:rPr>
-          <w:lang w:val="ru-RU"/>
-        </w:rPr>
-        <w:instrText>/</w:instrText>
-      </w:r>
-      <w:r>
-        <w:instrText>derishabl</w:instrText>
-      </w:r>
-      <w:r>
-        <w:rPr>
-          <w:lang w:val="ru-RU"/>
-        </w:rPr>
-        <w:instrText>/</w:instrText>
-      </w:r>
-      <w:r>
-        <w:instrText>Praktika</w:instrText>
-      </w:r>
-      <w:r>
-        <w:rPr>
-          <w:lang w:val="ru-RU"/>
-        </w:rPr>
-        <w:instrText xml:space="preserve">" </w:instrText>
-      </w:r>
-      <w:r>
-        <w:fldChar w:fldCharType="separate"/>
-      </w:r>
-      <w:r>
-        <w:rPr>
-          <w:rStyle w:val="aff8"/>
-        </w:rPr>
-        <w:t>https</w:t>
-      </w:r>
-      <w:r>
-        <w:rPr>
-          <w:rStyle w:val="aff8"/>
-          <w:lang w:val="ru-RU"/>
-        </w:rPr>
-        <w:t>://</w:t>
-      </w:r>
-      <w:proofErr w:type="spellStart"/>
-      <w:r>
-        <w:rPr>
-          <w:rStyle w:val="aff8"/>
-        </w:rPr>
-        <w:t>github</w:t>
-      </w:r>
-      <w:proofErr w:type="spellEnd"/>
-      <w:r>
-        <w:rPr>
-          <w:rStyle w:val="aff8"/>
-          <w:lang w:val="ru-RU"/>
-        </w:rPr>
-        <w:t>.</w:t>
-      </w:r>
-      <w:r>
-        <w:rPr>
-          <w:rStyle w:val="aff8"/>
-        </w:rPr>
-        <w:t>com</w:t>
-      </w:r>
-      <w:r>
-        <w:rPr>
-          <w:rStyle w:val="aff8"/>
-          <w:lang w:val="ru-RU"/>
-        </w:rPr>
-        <w:t>/</w:t>
-      </w:r>
-      <w:proofErr w:type="spellStart"/>
-      <w:r>
-        <w:rPr>
-          <w:rStyle w:val="aff8"/>
-        </w:rPr>
-        <w:t>derishabl</w:t>
-      </w:r>
-      <w:proofErr w:type="spellEnd"/>
-      <w:r>
-        <w:rPr>
-          <w:rStyle w:val="aff8"/>
-          <w:lang w:val="ru-RU"/>
-        </w:rPr>
-        <w:t>/</w:t>
-      </w:r>
-      <w:proofErr w:type="spellStart"/>
-      <w:r>
-        <w:rPr>
-          <w:rStyle w:val="aff8"/>
-        </w:rPr>
-        <w:t>Praktika</w:t>
-      </w:r>
-      <w:proofErr w:type="spellEnd"/>
-      <w:r>
-        <w:rPr>
-          <w:rStyle w:val="aff8"/>
-        </w:rPr>
-        <w:fldChar w:fldCharType="end"/>
-      </w:r>
+      <w:hyperlink r:id="rId16" w:history="1">
+        <w:r>
+          <w:rPr>
+            <w:rStyle w:val="aff8"/>
+          </w:rPr>
+          <w:t>https</w:t>
+        </w:r>
+        <w:r>
+          <w:rPr>
+            <w:rStyle w:val="aff8"/>
+            <w:lang w:val="ru-RU"/>
+          </w:rPr>
+          <w:t>://</w:t>
+        </w:r>
+        <w:proofErr w:type="spellStart"/>
+        <w:r>
+          <w:rPr>
+            <w:rStyle w:val="aff8"/>
+          </w:rPr>
+          <w:t>github</w:t>
+        </w:r>
+        <w:proofErr w:type="spellEnd"/>
+        <w:r>
+          <w:rPr>
+            <w:rStyle w:val="aff8"/>
+            <w:lang w:val="ru-RU"/>
+          </w:rPr>
+          <w:t>.</w:t>
+        </w:r>
+        <w:r>
+          <w:rPr>
+            <w:rStyle w:val="aff8"/>
+          </w:rPr>
+          <w:t>com</w:t>
+        </w:r>
+        <w:r>
+          <w:rPr>
+            <w:rStyle w:val="aff8"/>
+            <w:lang w:val="ru-RU"/>
+          </w:rPr>
+          <w:t>/</w:t>
+        </w:r>
+        <w:proofErr w:type="spellStart"/>
+        <w:r>
+          <w:rPr>
+            <w:rStyle w:val="aff8"/>
+          </w:rPr>
+          <w:t>derishabl</w:t>
+        </w:r>
+        <w:proofErr w:type="spellEnd"/>
+        <w:r>
+          <w:rPr>
+            <w:rStyle w:val="aff8"/>
+            <w:lang w:val="ru-RU"/>
+          </w:rPr>
+          <w:t>/</w:t>
+        </w:r>
+        <w:proofErr w:type="spellStart"/>
+        <w:r>
+          <w:rPr>
+            <w:rStyle w:val="aff8"/>
+          </w:rPr>
+          <w:t>Praktika</w:t>
+        </w:r>
+        <w:proofErr w:type="spellEnd"/>
+      </w:hyperlink>
     </w:p>
     <w:p>
       <w:pPr>
@@ -5044,12 +5041,12 @@
       <w:pPr>
         <w:pStyle w:val="14"/>
       </w:pPr>
-      <w:bookmarkStart w:id="8" w:name="_Toc234259529"/>
+      <w:bookmarkStart w:id="9" w:name="_Toc234263195"/>
       <w:r>
         <w:lastRenderedPageBreak/>
         <w:t>Заключение</w:t>
       </w:r>
-      <w:bookmarkEnd w:id="8"/>
+      <w:bookmarkEnd w:id="9"/>
     </w:p>
     <w:p>
       <w:pPr>
@@ -5181,12 +5178,12 @@
       <w:pPr>
         <w:pStyle w:val="14"/>
       </w:pPr>
-      <w:bookmarkStart w:id="9" w:name="_Toc234259530"/>
+      <w:bookmarkStart w:id="10" w:name="_Toc234263196"/>
       <w:r>
         <w:lastRenderedPageBreak/>
         <w:t>Список используемой литературы</w:t>
       </w:r>
-      <w:bookmarkEnd w:id="9"/>
+      <w:bookmarkEnd w:id="10"/>
     </w:p>
     <w:p>
       <w:pPr>
@@ -5317,12 +5314,12 @@
       <w:pPr>
         <w:pStyle w:val="14"/>
       </w:pPr>
-      <w:bookmarkStart w:id="10" w:name="_Toc234259531"/>
+      <w:bookmarkStart w:id="11" w:name="_Toc234263197"/>
       <w:r>
         <w:lastRenderedPageBreak/>
         <w:t>Приложение А. Листинг программы</w:t>
       </w:r>
-      <w:bookmarkEnd w:id="10"/>
+      <w:bookmarkEnd w:id="11"/>
     </w:p>
     <w:p>
       <w:pPr>
@@ -11285,7 +11282,7 @@
       </w:r>
     </w:p>
     <w:sectPr>
-      <w:footerReference w:type="default" r:id="rId16"/>
+      <w:footerReference w:type="default" r:id="rId17"/>
       <w:pgSz w:w="12240" w:h="15840"/>
       <w:pgMar w:top="1134" w:right="850" w:bottom="1134" w:left="1701" w:header="720" w:footer="720" w:gutter="0"/>
       <w:cols w:space="720"/>
@@ -11351,7 +11348,7 @@
             <w:noProof/>
             <w:lang w:val="ru-RU"/>
           </w:rPr>
-          <w:t>3</w:t>
+          <w:t>1</w:t>
         </w:r>
         <w:r>
           <w:fldChar w:fldCharType="end"/>
@@ -23656,7 +23653,7 @@
 </file>
 
 <file path=customXml/itemProps1.xml><?xml version="1.0" encoding="utf-8"?>
-<ds:datastoreItem xmlns:ds="http://schemas.openxmlformats.org/officeDocument/2006/customXml" ds:itemID="{3F3E9DA3-BB4F-4FDE-9C89-84110D9717B5}">
+<ds:datastoreItem xmlns:ds="http://schemas.openxmlformats.org/officeDocument/2006/customXml" ds:itemID="{21B93556-1336-4BD1-B9BD-F9E0D31E408A}">
   <ds:schemaRefs>
     <ds:schemaRef ds:uri="http://schemas.openxmlformats.org/officeDocument/2006/bibliography"/>
   </ds:schemaRefs>

--- a/Отчет A.docx
+++ b/Отчет A.docx
@@ -115,7 +115,7 @@
           <w:r>
             <w:fldChar w:fldCharType="separate"/>
           </w:r>
-          <w:hyperlink w:anchor="_Toc234263187" w:history="1">
+          <w:hyperlink w:anchor="_Toc234265951" w:history="1">
             <w:r>
               <w:rPr>
                 <w:rStyle w:val="aff8"/>
@@ -142,7 +142,7 @@
                 <w:noProof/>
                 <w:webHidden/>
               </w:rPr>
-              <w:instrText xml:space="preserve"> PAGEREF _Toc234263187 \h </w:instrText>
+              <w:instrText xml:space="preserve"> PAGEREF _Toc234265951 \h </w:instrText>
             </w:r>
             <w:r>
               <w:rPr>
@@ -186,7 +186,7 @@
               <w:lang w:val="ru-RU" w:eastAsia="ru-RU"/>
             </w:rPr>
           </w:pPr>
-          <w:hyperlink w:anchor="_Toc234263188" w:history="1">
+          <w:hyperlink w:anchor="_Toc234265952" w:history="1">
             <w:r>
               <w:rPr>
                 <w:rStyle w:val="aff8"/>
@@ -213,7 +213,7 @@
                 <w:noProof/>
                 <w:webHidden/>
               </w:rPr>
-              <w:instrText xml:space="preserve"> PAGEREF _Toc234263188 \h </w:instrText>
+              <w:instrText xml:space="preserve"> PAGEREF _Toc234265952 \h </w:instrText>
             </w:r>
             <w:r>
               <w:rPr>
@@ -257,7 +257,7 @@
               <w:lang w:val="ru-RU" w:eastAsia="ru-RU"/>
             </w:rPr>
           </w:pPr>
-          <w:hyperlink w:anchor="_Toc234263189" w:history="1">
+          <w:hyperlink w:anchor="_Toc234265953" w:history="1">
             <w:r>
               <w:rPr>
                 <w:rStyle w:val="aff8"/>
@@ -284,7 +284,7 @@
                 <w:noProof/>
                 <w:webHidden/>
               </w:rPr>
-              <w:instrText xml:space="preserve"> PAGEREF _Toc234263189 \h </w:instrText>
+              <w:instrText xml:space="preserve"> PAGEREF _Toc234265953 \h </w:instrText>
             </w:r>
             <w:r>
               <w:rPr>
@@ -328,7 +328,7 @@
               <w:lang w:val="ru-RU" w:eastAsia="ru-RU"/>
             </w:rPr>
           </w:pPr>
-          <w:hyperlink w:anchor="_Toc234263190" w:history="1">
+          <w:hyperlink w:anchor="_Toc234265954" w:history="1">
             <w:r>
               <w:rPr>
                 <w:rStyle w:val="aff8"/>
@@ -355,7 +355,7 @@
                 <w:noProof/>
                 <w:webHidden/>
               </w:rPr>
-              <w:instrText xml:space="preserve"> PAGEREF _Toc234263190 \h </w:instrText>
+              <w:instrText xml:space="preserve"> PAGEREF _Toc234265954 \h </w:instrText>
             </w:r>
             <w:r>
               <w:rPr>
@@ -399,7 +399,7 @@
               <w:lang w:val="ru-RU" w:eastAsia="ru-RU"/>
             </w:rPr>
           </w:pPr>
-          <w:hyperlink w:anchor="_Toc234263191" w:history="1">
+          <w:hyperlink w:anchor="_Toc234265955" w:history="1">
             <w:r>
               <w:rPr>
                 <w:rStyle w:val="aff8"/>
@@ -426,7 +426,7 @@
                 <w:noProof/>
                 <w:webHidden/>
               </w:rPr>
-              <w:instrText xml:space="preserve"> PAGEREF _Toc234263191 \h </w:instrText>
+              <w:instrText xml:space="preserve"> PAGEREF _Toc234265955 \h </w:instrText>
             </w:r>
             <w:r>
               <w:rPr>
@@ -470,7 +470,7 @@
               <w:lang w:val="ru-RU" w:eastAsia="ru-RU"/>
             </w:rPr>
           </w:pPr>
-          <w:hyperlink w:anchor="_Toc234263192" w:history="1">
+          <w:hyperlink w:anchor="_Toc234265956" w:history="1">
             <w:r>
               <w:rPr>
                 <w:rStyle w:val="aff8"/>
@@ -497,7 +497,7 @@
                 <w:noProof/>
                 <w:webHidden/>
               </w:rPr>
-              <w:instrText xml:space="preserve"> PAGEREF _Toc234263192 \h </w:instrText>
+              <w:instrText xml:space="preserve"> PAGEREF _Toc234265956 \h </w:instrText>
             </w:r>
             <w:r>
               <w:rPr>
@@ -541,7 +541,7 @@
               <w:lang w:val="ru-RU" w:eastAsia="ru-RU"/>
             </w:rPr>
           </w:pPr>
-          <w:hyperlink w:anchor="_Toc234263193" w:history="1">
+          <w:hyperlink w:anchor="_Toc234265957" w:history="1">
             <w:r>
               <w:rPr>
                 <w:rStyle w:val="aff8"/>
@@ -568,7 +568,7 @@
                 <w:noProof/>
                 <w:webHidden/>
               </w:rPr>
-              <w:instrText xml:space="preserve"> PAGEREF _Toc234263193 \h </w:instrText>
+              <w:instrText xml:space="preserve"> PAGEREF _Toc234265957 \h </w:instrText>
             </w:r>
             <w:r>
               <w:rPr>
@@ -612,7 +612,7 @@
               <w:lang w:val="ru-RU" w:eastAsia="ru-RU"/>
             </w:rPr>
           </w:pPr>
-          <w:hyperlink w:anchor="_Toc234263194" w:history="1">
+          <w:hyperlink w:anchor="_Toc234265958" w:history="1">
             <w:r>
               <w:rPr>
                 <w:rStyle w:val="aff8"/>
@@ -639,7 +639,7 @@
                 <w:noProof/>
                 <w:webHidden/>
               </w:rPr>
-              <w:instrText xml:space="preserve"> PAGEREF _Toc234263194 \h </w:instrText>
+              <w:instrText xml:space="preserve"> PAGEREF _Toc234265958 \h </w:instrText>
             </w:r>
             <w:r>
               <w:rPr>
@@ -683,7 +683,7 @@
               <w:lang w:val="ru-RU" w:eastAsia="ru-RU"/>
             </w:rPr>
           </w:pPr>
-          <w:hyperlink w:anchor="_Toc234263195" w:history="1">
+          <w:hyperlink w:anchor="_Toc234265959" w:history="1">
             <w:r>
               <w:rPr>
                 <w:rStyle w:val="aff8"/>
@@ -710,78 +710,7 @@
                 <w:noProof/>
                 <w:webHidden/>
               </w:rPr>
-              <w:instrText xml:space="preserve"> PAGEREF _Toc234263195 \h </w:instrText>
-            </w:r>
-            <w:r>
-              <w:rPr>
-                <w:noProof/>
-                <w:webHidden/>
-              </w:rPr>
-            </w:r>
-            <w:r>
-              <w:rPr>
-                <w:noProof/>
-                <w:webHidden/>
-              </w:rPr>
-              <w:fldChar w:fldCharType="separate"/>
-            </w:r>
-            <w:r>
-              <w:rPr>
-                <w:noProof/>
-                <w:webHidden/>
-              </w:rPr>
-              <w:t>13</w:t>
-            </w:r>
-            <w:r>
-              <w:rPr>
-                <w:noProof/>
-                <w:webHidden/>
-              </w:rPr>
-              <w:fldChar w:fldCharType="end"/>
-            </w:r>
-          </w:hyperlink>
-        </w:p>
-        <w:p>
-          <w:pPr>
-            <w:pStyle w:val="16"/>
-            <w:tabs>
-              <w:tab w:val="right" w:leader="dot" w:pos="9679"/>
-            </w:tabs>
-            <w:rPr>
-              <w:rFonts w:asciiTheme="minorHAnsi" w:hAnsiTheme="minorHAnsi"/>
-              <w:noProof/>
-              <w:sz w:val="22"/>
-              <w:lang w:val="ru-RU" w:eastAsia="ru-RU"/>
-            </w:rPr>
-          </w:pPr>
-          <w:hyperlink w:anchor="_Toc234263196" w:history="1">
-            <w:r>
-              <w:rPr>
-                <w:rStyle w:val="aff8"/>
-                <w:noProof/>
-              </w:rPr>
-              <w:t>Список используемой литературы</w:t>
-            </w:r>
-            <w:r>
-              <w:rPr>
-                <w:noProof/>
-                <w:webHidden/>
-              </w:rPr>
-              <w:tab/>
-            </w:r>
-            <w:r>
-              <w:rPr>
-                <w:noProof/>
-                <w:webHidden/>
-              </w:rPr>
-              <w:fldChar w:fldCharType="begin"/>
-            </w:r>
-            <w:r>
-              <w:rPr>
-                <w:noProof/>
-                <w:webHidden/>
-              </w:rPr>
-              <w:instrText xml:space="preserve"> PAGEREF _Toc234263196 \h </w:instrText>
+              <w:instrText xml:space="preserve"> PAGEREF _Toc234265959 \h </w:instrText>
             </w:r>
             <w:r>
               <w:rPr>
@@ -825,13 +754,13 @@
               <w:lang w:val="ru-RU" w:eastAsia="ru-RU"/>
             </w:rPr>
           </w:pPr>
-          <w:hyperlink w:anchor="_Toc234263197" w:history="1">
+          <w:hyperlink w:anchor="_Toc234265960" w:history="1">
             <w:r>
               <w:rPr>
                 <w:rStyle w:val="aff8"/>
                 <w:noProof/>
               </w:rPr>
-              <w:t>Приложение А. Листинг программы</w:t>
+              <w:t>Список используемой литературы</w:t>
             </w:r>
             <w:r>
               <w:rPr>
@@ -852,7 +781,7 @@
                 <w:noProof/>
                 <w:webHidden/>
               </w:rPr>
-              <w:instrText xml:space="preserve"> PAGEREF _Toc234263197 \h </w:instrText>
+              <w:instrText xml:space="preserve"> PAGEREF _Toc234265960 \h </w:instrText>
             </w:r>
             <w:r>
               <w:rPr>
@@ -885,6 +814,77 @@
         </w:p>
         <w:p>
           <w:pPr>
+            <w:pStyle w:val="16"/>
+            <w:tabs>
+              <w:tab w:val="right" w:leader="dot" w:pos="9679"/>
+            </w:tabs>
+            <w:rPr>
+              <w:rFonts w:asciiTheme="minorHAnsi" w:hAnsiTheme="minorHAnsi"/>
+              <w:noProof/>
+              <w:sz w:val="22"/>
+              <w:lang w:val="ru-RU" w:eastAsia="ru-RU"/>
+            </w:rPr>
+          </w:pPr>
+          <w:hyperlink w:anchor="_Toc234265961" w:history="1">
+            <w:r>
+              <w:rPr>
+                <w:rStyle w:val="aff8"/>
+                <w:noProof/>
+              </w:rPr>
+              <w:t>Приложение А. Листинг программы</w:t>
+            </w:r>
+            <w:r>
+              <w:rPr>
+                <w:noProof/>
+                <w:webHidden/>
+              </w:rPr>
+              <w:tab/>
+            </w:r>
+            <w:r>
+              <w:rPr>
+                <w:noProof/>
+                <w:webHidden/>
+              </w:rPr>
+              <w:fldChar w:fldCharType="begin"/>
+            </w:r>
+            <w:r>
+              <w:rPr>
+                <w:noProof/>
+                <w:webHidden/>
+              </w:rPr>
+              <w:instrText xml:space="preserve"> PAGEREF _Toc234265961 \h </w:instrText>
+            </w:r>
+            <w:r>
+              <w:rPr>
+                <w:noProof/>
+                <w:webHidden/>
+              </w:rPr>
+            </w:r>
+            <w:r>
+              <w:rPr>
+                <w:noProof/>
+                <w:webHidden/>
+              </w:rPr>
+              <w:fldChar w:fldCharType="separate"/>
+            </w:r>
+            <w:r>
+              <w:rPr>
+                <w:noProof/>
+                <w:webHidden/>
+              </w:rPr>
+              <w:t>16</w:t>
+            </w:r>
+            <w:r>
+              <w:rPr>
+                <w:noProof/>
+                <w:webHidden/>
+              </w:rPr>
+              <w:fldChar w:fldCharType="end"/>
+            </w:r>
+          </w:hyperlink>
+        </w:p>
+        <w:p>
+          <w:pPr>
             <w:rPr>
               <w:lang w:val="ru-RU"/>
             </w:rPr>
@@ -916,7 +916,7 @@
       <w:pPr>
         <w:pStyle w:val="14"/>
       </w:pPr>
-      <w:bookmarkStart w:id="1" w:name="_Toc234263187"/>
+      <w:bookmarkStart w:id="1" w:name="_Toc234265951"/>
       <w:r>
         <w:lastRenderedPageBreak/>
         <w:t>Введение</w:t>
@@ -1050,7 +1050,7 @@
         <w:pStyle w:val="14"/>
         <w:jc w:val="left"/>
       </w:pPr>
-      <w:bookmarkStart w:id="2" w:name="_Toc234263188"/>
+      <w:bookmarkStart w:id="2" w:name="_Toc234265952"/>
       <w:r>
         <w:lastRenderedPageBreak/>
         <w:t>Постановка задачи</w:t>
@@ -1629,7 +1629,7 @@
       <w:pPr>
         <w:pStyle w:val="14"/>
       </w:pPr>
-      <w:bookmarkStart w:id="3" w:name="_Toc234263189"/>
+      <w:bookmarkStart w:id="3" w:name="_Toc234265953"/>
       <w:r>
         <w:t>Выбор решения</w:t>
       </w:r>
@@ -1685,11 +1685,9 @@
         </w:rPr>
         <w:t>), алгоритмы и средства измерения времени (</w:t>
       </w:r>
-      <w:proofErr w:type="spellStart"/>
       <w:r>
         <w:t>chrono</w:t>
       </w:r>
-      <w:proofErr w:type="spellEnd"/>
       <w:r>
         <w:rPr>
           <w:lang w:val="ru-RU"/>
@@ -1825,11 +1823,9 @@
         </w:rPr>
         <w:t xml:space="preserve">-проектов и их совместной разработки, основанный на системе контроля версий </w:t>
       </w:r>
-      <w:proofErr w:type="spellStart"/>
       <w:r>
         <w:t>Git</w:t>
       </w:r>
-      <w:proofErr w:type="spellEnd"/>
       <w:r>
         <w:rPr>
           <w:lang w:val="ru-RU"/>
@@ -1869,7 +1865,7 @@
         <w:pStyle w:val="14"/>
         <w:jc w:val="left"/>
       </w:pPr>
-      <w:bookmarkStart w:id="4" w:name="_Toc234263190"/>
+      <w:bookmarkStart w:id="4" w:name="_Toc234265954"/>
       <w:r>
         <w:lastRenderedPageBreak/>
         <w:t>Описание программы</w:t>
@@ -2010,7 +2006,6 @@
           <w:lang w:val="ru-RU"/>
         </w:rPr>
       </w:pPr>
-      <w:proofErr w:type="spellStart"/>
       <w:proofErr w:type="gramStart"/>
       <w:r>
         <w:rPr>
@@ -2020,7 +2015,6 @@
         </w:rPr>
         <w:t>setColor</w:t>
       </w:r>
-      <w:proofErr w:type="spellEnd"/>
       <w:r>
         <w:rPr>
           <w:rFonts w:ascii="Courier New" w:hAnsi="Courier New"/>
@@ -2040,7 +2034,6 @@
         </w:rPr>
         <w:t xml:space="preserve">14, 1); </w:t>
       </w:r>
-      <w:proofErr w:type="spellStart"/>
       <w:r>
         <w:rPr>
           <w:rFonts w:ascii="Courier New" w:hAnsi="Courier New"/>
@@ -2049,7 +2042,6 @@
         </w:rPr>
         <w:t>cout</w:t>
       </w:r>
-      <w:proofErr w:type="spellEnd"/>
       <w:r>
         <w:rPr>
           <w:rFonts w:ascii="Courier New" w:hAnsi="Courier New"/>
@@ -2068,7 +2060,6 @@
         </w:rPr>
         <w:br/>
       </w:r>
-      <w:proofErr w:type="spellStart"/>
       <w:r>
         <w:rPr>
           <w:rFonts w:ascii="Courier New" w:hAnsi="Courier New"/>
@@ -2077,7 +2068,6 @@
         </w:rPr>
         <w:t>cin</w:t>
       </w:r>
-      <w:proofErr w:type="spellEnd"/>
       <w:r>
         <w:rPr>
           <w:rFonts w:ascii="Courier New" w:hAnsi="Courier New"/>
@@ -2119,11 +2109,9 @@
         </w:rPr>
         <w:t xml:space="preserve">После того, как данные были введены, генерируется массив из случайных чисел с использованием генератора </w:t>
       </w:r>
-      <w:proofErr w:type="spellStart"/>
       <w:r>
         <w:t>mt</w:t>
       </w:r>
-      <w:proofErr w:type="spellEnd"/>
       <w:r>
         <w:rPr>
           <w:lang w:val="ru-RU"/>
@@ -2155,43 +2143,7 @@
           <w:sz w:val="24"/>
           <w:szCs w:val="24"/>
         </w:rPr>
-        <w:t xml:space="preserve"> void </w:t>
-      </w:r>
-      <w:proofErr w:type="spellStart"/>
-      <w:r>
-        <w:rPr>
-          <w:rFonts w:ascii="Courier New" w:hAnsi="Courier New"/>
-          <w:sz w:val="24"/>
-          <w:szCs w:val="24"/>
-        </w:rPr>
-        <w:t>generateRandom</w:t>
-      </w:r>
-      <w:proofErr w:type="spellEnd"/>
-      <w:r>
-        <w:rPr>
-          <w:rFonts w:ascii="Courier New" w:hAnsi="Courier New"/>
-          <w:sz w:val="24"/>
-          <w:szCs w:val="24"/>
-        </w:rPr>
-        <w:t>(vector&lt;</w:t>
-      </w:r>
-      <w:proofErr w:type="spellStart"/>
-      <w:r>
-        <w:rPr>
-          <w:rFonts w:ascii="Courier New" w:hAnsi="Courier New"/>
-          <w:sz w:val="24"/>
-          <w:szCs w:val="24"/>
-        </w:rPr>
-        <w:t>int</w:t>
-      </w:r>
-      <w:proofErr w:type="spellEnd"/>
-      <w:r>
-        <w:rPr>
-          <w:rFonts w:ascii="Courier New" w:hAnsi="Courier New"/>
-          <w:sz w:val="24"/>
-          <w:szCs w:val="24"/>
-        </w:rPr>
-        <w:t xml:space="preserve">&gt;&amp; </w:t>
+        <w:t xml:space="preserve"> void generateRandom(vector&lt;int&gt;&amp; </w:t>
       </w:r>
       <w:proofErr w:type="spellStart"/>
       <w:r>
@@ -2562,11 +2514,9 @@
         </w:rPr>
         <w:t xml:space="preserve">) с помощью функции </w:t>
       </w:r>
-      <w:proofErr w:type="spellStart"/>
       <w:r>
         <w:t>heapify</w:t>
       </w:r>
-      <w:proofErr w:type="spellEnd"/>
       <w:r>
         <w:rPr>
           <w:lang w:val="ru-RU"/>
@@ -2578,13 +2528,8 @@
       <w:pPr>
         <w:jc w:val="both"/>
       </w:pPr>
-      <w:proofErr w:type="spellStart"/>
-      <w:r>
-        <w:t>Функция</w:t>
-      </w:r>
-      <w:proofErr w:type="spellEnd"/>
-      <w:r>
-        <w:t xml:space="preserve"> </w:t>
+      <w:r>
+        <w:t xml:space="preserve">Функция </w:t>
       </w:r>
       <w:proofErr w:type="spellStart"/>
       <w:r>
@@ -3651,11 +3596,9 @@
         </w:rPr>
         <w:t xml:space="preserve">После этого отсортированный массив выводится на экран. Программа также осуществляет подсчет времени, которое заняла сортировка, с помощью средств библиотеки </w:t>
       </w:r>
-      <w:proofErr w:type="spellStart"/>
       <w:r>
         <w:t>chrono</w:t>
       </w:r>
-      <w:proofErr w:type="spellEnd"/>
       <w:r>
         <w:rPr>
           <w:lang w:val="ru-RU"/>
@@ -3701,7 +3644,7 @@
       <w:r>
         <w:br w:type="page"/>
       </w:r>
-      <w:bookmarkStart w:id="5" w:name="_Toc234263191"/>
+      <w:bookmarkStart w:id="5" w:name="_Toc234265955"/>
       <w:r>
         <w:lastRenderedPageBreak/>
         <w:t>Схемы программы</w:t>
@@ -4059,7 +4002,7 @@
         <w:pStyle w:val="14"/>
         <w:jc w:val="left"/>
       </w:pPr>
-      <w:bookmarkStart w:id="6" w:name="_Toc234263192"/>
+      <w:bookmarkStart w:id="6" w:name="_Toc234265956"/>
       <w:r>
         <w:lastRenderedPageBreak/>
         <w:t>Тестирование программы</w:t>
@@ -4200,7 +4143,7 @@
       <w:pPr>
         <w:pStyle w:val="14"/>
       </w:pPr>
-      <w:bookmarkStart w:id="7" w:name="_Toc234263193"/>
+      <w:bookmarkStart w:id="7" w:name="_Toc234265957"/>
       <w:r>
         <w:lastRenderedPageBreak/>
         <w:t>Отладка</w:t>
@@ -4326,11 +4269,9 @@
         </w:rPr>
         <w:t xml:space="preserve">) выполняет следующую инструкцию в обычном пути выполнения программы, а затем приостанавливает выполнение программы, чтобы мы могли проверить состояние программы с помощью отладчика. Если выполняемый оператор содержит вызов функции, шаг с заходом заставляет программу перескакивать в начало вызываемой функции, где она приостанавливается. Особое внимание при отладке было уделено рекурсивной функции </w:t>
       </w:r>
-      <w:proofErr w:type="spellStart"/>
       <w:r>
         <w:t>heapify</w:t>
       </w:r>
-      <w:proofErr w:type="spellEnd"/>
       <w:r>
         <w:rPr>
           <w:lang w:val="ru-RU"/>
@@ -4362,7 +4303,7 @@
         <w:pStyle w:val="14"/>
         <w:jc w:val="left"/>
       </w:pPr>
-      <w:bookmarkStart w:id="8" w:name="_Toc234263194"/>
+      <w:bookmarkStart w:id="8" w:name="_Toc234265958"/>
       <w:r>
         <w:lastRenderedPageBreak/>
         <w:t>Совместная разработка</w:t>
@@ -4421,44 +4362,6 @@
       <w:pPr>
         <w:pStyle w:val="af"/>
         <w:spacing w:line="362" w:lineRule="auto"/>
-        <w:ind w:right="2" w:firstLine="720"/>
-        <w:rPr>
-          <w:lang w:val="ru-RU"/>
-        </w:rPr>
-      </w:pPr>
-    </w:p>
-    <w:p>
-      <w:pPr>
-        <w:pStyle w:val="af"/>
-        <w:spacing w:line="362" w:lineRule="auto"/>
-        <w:ind w:right="2" w:firstLine="720"/>
-        <w:rPr>
-          <w:lang w:val="ru-RU"/>
-        </w:rPr>
-      </w:pPr>
-      <w:r>
-        <w:rPr>
-          <w:lang w:val="ru-RU"/>
-        </w:rPr>
-        <w:t>На рисунке 5</w:t>
-      </w:r>
-      <w:r>
-        <w:rPr>
-          <w:lang w:val="ru-RU"/>
-        </w:rPr>
-        <w:t xml:space="preserve"> показан</w:t>
-      </w:r>
-      <w:r>
-        <w:rPr>
-          <w:lang w:val="ru-RU"/>
-        </w:rPr>
-        <w:t>о определение задач</w:t>
-      </w:r>
-    </w:p>
-    <w:p>
-      <w:pPr>
-        <w:pStyle w:val="af"/>
-        <w:spacing w:line="362" w:lineRule="auto"/>
         <w:ind w:right="2"/>
         <w:rPr>
           <w:lang w:val="ru-RU"/>
@@ -4470,10 +4373,10 @@
           <w:lang w:val="ru-RU" w:eastAsia="ru-RU"/>
         </w:rPr>
         <w:drawing>
-          <wp:inline distT="0" distB="0" distL="0" distR="0" wp14:anchorId="37C55CD0" wp14:editId="58DAC957">
-            <wp:extent cx="6152515" cy="2533015"/>
-            <wp:effectExtent l="0" t="0" r="635" b="635"/>
-            <wp:docPr id="8" name="Рисунок 8"/>
+          <wp:inline distT="0" distB="0" distL="0" distR="0" wp14:anchorId="33A85063" wp14:editId="0C616D01">
+            <wp:extent cx="6152515" cy="3680460"/>
+            <wp:effectExtent l="0" t="0" r="635" b="0"/>
+            <wp:docPr id="2" name="Рисунок 2"/>
             <wp:cNvGraphicFramePr>
               <a:graphicFrameLocks xmlns:a="http://schemas.openxmlformats.org/drawingml/2006/main" noChangeAspect="1"/>
             </wp:cNvGraphicFramePr>
@@ -4493,7 +4396,7 @@
                   <pic:spPr>
                     <a:xfrm>
                       <a:off x="0" y="0"/>
-                      <a:ext cx="6152515" cy="2533015"/>
+                      <a:ext cx="6152515" cy="3680460"/>
                     </a:xfrm>
                     <a:prstGeom prst="rect">
                       <a:avLst/>
@@ -4520,12 +4423,22 @@
         <w:rPr>
           <w:lang w:val="ru-RU"/>
         </w:rPr>
-        <w:t>Рисунок 5 – Определение задач</w:t>
-      </w:r>
+        <w:t xml:space="preserve">Рисунок 4 - </w:t>
+      </w:r>
+      <w:proofErr w:type="spellStart"/>
+      <w:r>
+        <w:rPr>
+          <w:lang w:val="ru-RU"/>
+        </w:rPr>
+        <w:t>Репозиторий</w:t>
+      </w:r>
+      <w:proofErr w:type="spellEnd"/>
     </w:p>
     <w:p>
       <w:pPr>
-        <w:ind w:firstLine="720"/>
+        <w:pStyle w:val="af"/>
+        <w:spacing w:line="362" w:lineRule="auto"/>
+        <w:ind w:right="2" w:firstLine="720"/>
         <w:rPr>
           <w:lang w:val="ru-RU"/>
         </w:rPr>
@@ -4534,78 +4447,26 @@
         <w:rPr>
           <w:lang w:val="ru-RU"/>
         </w:rPr>
-        <w:t>Мной был подготов</w:t>
-      </w:r>
-      <w:r>
-        <w:rPr>
-          <w:lang w:val="ru-RU"/>
-        </w:rPr>
-        <w:t>лен и оформлен отчёт по проекту,</w:t>
-      </w:r>
-      <w:r>
-        <w:rPr>
-          <w:lang w:val="ru-RU"/>
-        </w:rPr>
-        <w:t xml:space="preserve"> </w:t>
-      </w:r>
-      <w:r>
-        <w:rPr>
-          <w:lang w:val="ru-RU"/>
-        </w:rPr>
-        <w:t xml:space="preserve">а также реализован алгоритм </w:t>
-      </w:r>
-      <w:r>
-        <w:t>main</w:t>
-      </w:r>
-      <w:r>
-        <w:rPr>
-          <w:lang w:val="ru-RU"/>
-        </w:rPr>
-        <w:t>.</w:t>
-      </w:r>
-      <w:proofErr w:type="spellStart"/>
-      <w:r>
-        <w:t>cpp</w:t>
-      </w:r>
-      <w:proofErr w:type="spellEnd"/>
+        <w:t>На рисунке 5</w:t>
+      </w:r>
+      <w:r>
+        <w:rPr>
+          <w:lang w:val="ru-RU"/>
+        </w:rPr>
+        <w:t xml:space="preserve"> показан</w:t>
+      </w:r>
+      <w:r>
+        <w:rPr>
+          <w:lang w:val="ru-RU"/>
+        </w:rPr>
+        <w:t>о определение задач</w:t>
+      </w:r>
     </w:p>
     <w:p>
       <w:pPr>
-        <w:ind w:firstLine="720"/>
-        <w:rPr>
-          <w:lang w:val="ru-RU"/>
-        </w:rPr>
-      </w:pPr>
-      <w:r>
-        <w:rPr>
-          <w:lang w:val="ru-RU"/>
-        </w:rPr>
-        <w:t>На рисунке 6 предст</w:t>
-      </w:r>
-      <w:r>
-        <w:rPr>
-          <w:lang w:val="ru-RU"/>
-        </w:rPr>
-        <w:t xml:space="preserve">авлена загрузка удаленного </w:t>
-      </w:r>
-      <w:proofErr w:type="spellStart"/>
-      <w:r>
-        <w:rPr>
-          <w:lang w:val="ru-RU"/>
-        </w:rPr>
-        <w:t>репозитория</w:t>
-      </w:r>
-      <w:proofErr w:type="spellEnd"/>
-      <w:r>
-        <w:rPr>
-          <w:lang w:val="ru-RU"/>
-        </w:rPr>
-        <w:t>.</w:t>
-      </w:r>
-    </w:p>
-    <w:p>
-      <w:pPr>
-        <w:jc w:val="center"/>
+        <w:pStyle w:val="af"/>
+        <w:spacing w:line="362" w:lineRule="auto"/>
+        <w:ind w:right="2"/>
         <w:rPr>
           <w:lang w:val="ru-RU"/>
         </w:rPr>
@@ -4616,10 +4477,10 @@
           <w:lang w:val="ru-RU" w:eastAsia="ru-RU"/>
         </w:rPr>
         <w:drawing>
-          <wp:inline distT="0" distB="0" distL="0" distR="0" wp14:anchorId="71B0CFDF" wp14:editId="2723A290">
-            <wp:extent cx="5505450" cy="2085975"/>
-            <wp:effectExtent l="0" t="0" r="0" b="9525"/>
-            <wp:docPr id="10" name="Рисунок 10"/>
+          <wp:inline distT="0" distB="0" distL="0" distR="0" wp14:anchorId="37C55CD0" wp14:editId="58DAC957">
+            <wp:extent cx="6152515" cy="2533015"/>
+            <wp:effectExtent l="0" t="0" r="635" b="635"/>
+            <wp:docPr id="8" name="Рисунок 8"/>
             <wp:cNvGraphicFramePr>
               <a:graphicFrameLocks xmlns:a="http://schemas.openxmlformats.org/drawingml/2006/main" noChangeAspect="1"/>
             </wp:cNvGraphicFramePr>
@@ -4639,7 +4500,7 @@
                   <pic:spPr>
                     <a:xfrm>
                       <a:off x="0" y="0"/>
-                      <a:ext cx="5505450" cy="2085975"/>
+                      <a:ext cx="6152515" cy="2533015"/>
                     </a:xfrm>
                     <a:prstGeom prst="rect">
                       <a:avLst/>
@@ -4654,6 +4515,9 @@
     </w:p>
     <w:p>
       <w:pPr>
+        <w:pStyle w:val="af"/>
+        <w:spacing w:line="362" w:lineRule="auto"/>
+        <w:ind w:right="2"/>
         <w:jc w:val="center"/>
         <w:rPr>
           <w:lang w:val="ru-RU"/>
@@ -4664,39 +4528,12 @@
           <w:lang w:val="ru-RU"/>
         </w:rPr>
         <w:lastRenderedPageBreak/>
-        <w:t>Рисунок 6</w:t>
-      </w:r>
-      <w:r>
-        <w:rPr>
-          <w:lang w:val="ru-RU"/>
-        </w:rPr>
-        <w:t xml:space="preserve"> – </w:t>
-      </w:r>
-      <w:r>
-        <w:rPr>
-          <w:lang w:val="ru-RU"/>
-        </w:rPr>
-        <w:t>Загрузка удаленного</w:t>
-      </w:r>
-      <w:r>
-        <w:rPr>
-          <w:lang w:val="ru-RU"/>
-        </w:rPr>
-        <w:t xml:space="preserve"> </w:t>
-      </w:r>
-      <w:proofErr w:type="spellStart"/>
-      <w:r>
-        <w:rPr>
-          <w:lang w:val="ru-RU"/>
-        </w:rPr>
-        <w:t>репозитория</w:t>
-      </w:r>
-      <w:proofErr w:type="spellEnd"/>
+        <w:t>Рисунок 5 – Определение задач</w:t>
+      </w:r>
     </w:p>
     <w:p>
       <w:pPr>
-        <w:ind w:firstLine="709"/>
-        <w:jc w:val="both"/>
+        <w:ind w:firstLine="720"/>
         <w:rPr>
           <w:lang w:val="ru-RU"/>
         </w:rPr>
@@ -4705,7 +4542,71 @@
         <w:rPr>
           <w:lang w:val="ru-RU"/>
         </w:rPr>
-        <w:t>На рисунке 7 представлена проверка рабочего дерева.</w:t>
+        <w:t>Мной был подготов</w:t>
+      </w:r>
+      <w:r>
+        <w:rPr>
+          <w:lang w:val="ru-RU"/>
+        </w:rPr>
+        <w:t>лен и оформлен отчёт по проекту,</w:t>
+      </w:r>
+      <w:r>
+        <w:rPr>
+          <w:lang w:val="ru-RU"/>
+        </w:rPr>
+        <w:t xml:space="preserve"> </w:t>
+      </w:r>
+      <w:r>
+        <w:rPr>
+          <w:lang w:val="ru-RU"/>
+        </w:rPr>
+        <w:t xml:space="preserve">а также реализован алгоритм </w:t>
+      </w:r>
+      <w:r>
+        <w:t>main</w:t>
+      </w:r>
+      <w:r>
+        <w:rPr>
+          <w:lang w:val="ru-RU"/>
+        </w:rPr>
+        <w:t>.</w:t>
+      </w:r>
+      <w:r>
+        <w:t>cpp</w:t>
+      </w:r>
+    </w:p>
+    <w:p>
+      <w:pPr>
+        <w:ind w:firstLine="720"/>
+        <w:rPr>
+          <w:lang w:val="ru-RU"/>
+        </w:rPr>
+      </w:pPr>
+      <w:r>
+        <w:rPr>
+          <w:lang w:val="ru-RU"/>
+        </w:rPr>
+        <w:t>На рисунке 6 предст</w:t>
+      </w:r>
+      <w:r>
+        <w:rPr>
+          <w:lang w:val="ru-RU"/>
+        </w:rPr>
+        <w:t xml:space="preserve">авлена загрузка удаленного </w:t>
+      </w:r>
+      <w:proofErr w:type="spellStart"/>
+      <w:r>
+        <w:rPr>
+          <w:lang w:val="ru-RU"/>
+        </w:rPr>
+        <w:t>репозитория</w:t>
+      </w:r>
+      <w:proofErr w:type="spellEnd"/>
+      <w:r>
+        <w:rPr>
+          <w:lang w:val="ru-RU"/>
+        </w:rPr>
+        <w:t>.</w:t>
       </w:r>
     </w:p>
     <w:p>
@@ -4721,10 +4622,10 @@
           <w:lang w:val="ru-RU" w:eastAsia="ru-RU"/>
         </w:rPr>
         <w:drawing>
-          <wp:inline distT="0" distB="0" distL="0" distR="0" wp14:anchorId="7BC2D247" wp14:editId="7C09D6D7">
-            <wp:extent cx="4400550" cy="1352550"/>
-            <wp:effectExtent l="0" t="0" r="0" b="0"/>
-            <wp:docPr id="11" name="Рисунок 11"/>
+          <wp:inline distT="0" distB="0" distL="0" distR="0" wp14:anchorId="71B0CFDF" wp14:editId="2723A290">
+            <wp:extent cx="5505450" cy="2085975"/>
+            <wp:effectExtent l="0" t="0" r="0" b="9525"/>
+            <wp:docPr id="10" name="Рисунок 10"/>
             <wp:cNvGraphicFramePr>
               <a:graphicFrameLocks xmlns:a="http://schemas.openxmlformats.org/drawingml/2006/main" noChangeAspect="1"/>
             </wp:cNvGraphicFramePr>
@@ -4744,7 +4645,7 @@
                   <pic:spPr>
                     <a:xfrm>
                       <a:off x="0" y="0"/>
-                      <a:ext cx="4400550" cy="1352550"/>
+                      <a:ext cx="5505450" cy="2085975"/>
                     </a:xfrm>
                     <a:prstGeom prst="rect">
                       <a:avLst/>
@@ -4768,7 +4669,7 @@
         <w:rPr>
           <w:lang w:val="ru-RU"/>
         </w:rPr>
-        <w:t>Рисунок 7</w:t>
+        <w:t>Рисунок 6</w:t>
       </w:r>
       <w:r>
         <w:rPr>
@@ -4780,8 +4681,22 @@
         <w:rPr>
           <w:lang w:val="ru-RU"/>
         </w:rPr>
-        <w:t>Статут рабочего дерева</w:t>
-      </w:r>
+        <w:t>Загрузка удаленного</w:t>
+      </w:r>
+      <w:r>
+        <w:rPr>
+          <w:lang w:val="ru-RU"/>
+        </w:rPr>
+        <w:t xml:space="preserve"> </w:t>
+      </w:r>
+      <w:proofErr w:type="spellStart"/>
+      <w:r>
+        <w:rPr>
+          <w:lang w:val="ru-RU"/>
+        </w:rPr>
+        <w:t>репозитория</w:t>
+      </w:r>
+      <w:proofErr w:type="spellEnd"/>
     </w:p>
     <w:p>
       <w:pPr>
@@ -4795,35 +4710,7 @@
         <w:rPr>
           <w:lang w:val="ru-RU"/>
         </w:rPr>
-        <w:t xml:space="preserve">На рисунке 8 представлен успешный </w:t>
-      </w:r>
-      <w:proofErr w:type="spellStart"/>
-      <w:r>
-        <w:rPr>
-          <w:lang w:val="ru-RU"/>
-        </w:rPr>
-        <w:t>коммит</w:t>
-      </w:r>
-      <w:proofErr w:type="spellEnd"/>
-      <w:r>
-        <w:rPr>
-          <w:lang w:val="ru-RU"/>
-        </w:rPr>
-        <w:t xml:space="preserve"> и отправка на удаленный </w:t>
-      </w:r>
-      <w:proofErr w:type="spellStart"/>
-      <w:r>
-        <w:rPr>
-          <w:lang w:val="ru-RU"/>
-        </w:rPr>
-        <w:t>репозиторий</w:t>
-      </w:r>
-      <w:proofErr w:type="spellEnd"/>
-      <w:r>
-        <w:rPr>
-          <w:lang w:val="ru-RU"/>
-        </w:rPr>
-        <w:t>.</w:t>
+        <w:t>На рисунке 7 представлена проверка рабочего дерева.</w:t>
       </w:r>
     </w:p>
     <w:p>
@@ -4839,10 +4726,10 @@
           <w:lang w:val="ru-RU" w:eastAsia="ru-RU"/>
         </w:rPr>
         <w:drawing>
-          <wp:inline distT="0" distB="0" distL="0" distR="0" wp14:anchorId="354A99B0" wp14:editId="09F6D4ED">
-            <wp:extent cx="4619625" cy="2247900"/>
-            <wp:effectExtent l="0" t="0" r="9525" b="0"/>
-            <wp:docPr id="12" name="Рисунок 12"/>
+          <wp:inline distT="0" distB="0" distL="0" distR="0" wp14:anchorId="7BC2D247" wp14:editId="7C09D6D7">
+            <wp:extent cx="4400550" cy="1352550"/>
+            <wp:effectExtent l="0" t="0" r="0" b="0"/>
+            <wp:docPr id="11" name="Рисунок 11"/>
             <wp:cNvGraphicFramePr>
               <a:graphicFrameLocks xmlns:a="http://schemas.openxmlformats.org/drawingml/2006/main" noChangeAspect="1"/>
             </wp:cNvGraphicFramePr>
@@ -4862,6 +4749,125 @@
                   <pic:spPr>
                     <a:xfrm>
                       <a:off x="0" y="0"/>
+                      <a:ext cx="4400550" cy="1352550"/>
+                    </a:xfrm>
+                    <a:prstGeom prst="rect">
+                      <a:avLst/>
+                    </a:prstGeom>
+                  </pic:spPr>
+                </pic:pic>
+              </a:graphicData>
+            </a:graphic>
+          </wp:inline>
+        </w:drawing>
+      </w:r>
+    </w:p>
+    <w:p>
+      <w:pPr>
+        <w:jc w:val="center"/>
+        <w:rPr>
+          <w:lang w:val="ru-RU"/>
+        </w:rPr>
+      </w:pPr>
+      <w:r>
+        <w:rPr>
+          <w:lang w:val="ru-RU"/>
+        </w:rPr>
+        <w:t>Рисунок 7</w:t>
+      </w:r>
+      <w:r>
+        <w:rPr>
+          <w:lang w:val="ru-RU"/>
+        </w:rPr>
+        <w:t xml:space="preserve"> – </w:t>
+      </w:r>
+      <w:r>
+        <w:rPr>
+          <w:lang w:val="ru-RU"/>
+        </w:rPr>
+        <w:t>Статут рабочего дерева</w:t>
+      </w:r>
+    </w:p>
+    <w:p>
+      <w:pPr>
+        <w:ind w:firstLine="709"/>
+        <w:jc w:val="both"/>
+        <w:rPr>
+          <w:lang w:val="ru-RU"/>
+        </w:rPr>
+      </w:pPr>
+      <w:r>
+        <w:rPr>
+          <w:lang w:val="ru-RU"/>
+        </w:rPr>
+        <w:t xml:space="preserve">На рисунке 8 представлен успешный </w:t>
+      </w:r>
+      <w:proofErr w:type="spellStart"/>
+      <w:r>
+        <w:rPr>
+          <w:lang w:val="ru-RU"/>
+        </w:rPr>
+        <w:t>коммит</w:t>
+      </w:r>
+      <w:proofErr w:type="spellEnd"/>
+      <w:r>
+        <w:rPr>
+          <w:lang w:val="ru-RU"/>
+        </w:rPr>
+        <w:t xml:space="preserve"> и отправка на удаленный </w:t>
+      </w:r>
+      <w:proofErr w:type="spellStart"/>
+      <w:r>
+        <w:rPr>
+          <w:lang w:val="ru-RU"/>
+        </w:rPr>
+        <w:t>репозиторий</w:t>
+      </w:r>
+      <w:proofErr w:type="spellEnd"/>
+      <w:r>
+        <w:rPr>
+          <w:lang w:val="ru-RU"/>
+        </w:rPr>
+        <w:t>.</w:t>
+      </w:r>
+    </w:p>
+    <w:p>
+      <w:pPr>
+        <w:jc w:val="center"/>
+        <w:rPr>
+          <w:lang w:val="ru-RU"/>
+        </w:rPr>
+      </w:pPr>
+      <w:r>
+        <w:rPr>
+          <w:noProof/>
+          <w:lang w:val="ru-RU" w:eastAsia="ru-RU"/>
+        </w:rPr>
+        <w:lastRenderedPageBreak/>
+        <w:drawing>
+          <wp:inline distT="0" distB="0" distL="0" distR="0" wp14:anchorId="354A99B0" wp14:editId="09F6D4ED">
+            <wp:extent cx="4619625" cy="2247900"/>
+            <wp:effectExtent l="0" t="0" r="9525" b="0"/>
+            <wp:docPr id="12" name="Рисунок 12"/>
+            <wp:cNvGraphicFramePr>
+              <a:graphicFrameLocks xmlns:a="http://schemas.openxmlformats.org/drawingml/2006/main" noChangeAspect="1"/>
+            </wp:cNvGraphicFramePr>
+            <a:graphic xmlns:a="http://schemas.openxmlformats.org/drawingml/2006/main">
+              <a:graphicData uri="http://schemas.openxmlformats.org/drawingml/2006/picture">
+                <pic:pic xmlns:pic="http://schemas.openxmlformats.org/drawingml/2006/picture">
+                  <pic:nvPicPr>
+                    <pic:cNvPr id="1" name=""/>
+                    <pic:cNvPicPr/>
+                  </pic:nvPicPr>
+                  <pic:blipFill>
+                    <a:blip r:embed="rId16"/>
+                    <a:stretch>
+                      <a:fillRect/>
+                    </a:stretch>
+                  </pic:blipFill>
+                  <pic:spPr>
+                    <a:xfrm>
+                      <a:off x="0" y="0"/>
                       <a:ext cx="4619625" cy="2247900"/>
                     </a:xfrm>
                     <a:prstGeom prst="rect">
@@ -4956,7 +4962,7 @@
         </w:rPr>
         <w:t xml:space="preserve"> </w:t>
       </w:r>
-      <w:hyperlink r:id="rId16" w:history="1">
+      <w:hyperlink r:id="rId17" w:history="1">
         <w:r>
           <w:rPr>
             <w:rStyle w:val="aff8"/>
@@ -4970,14 +4976,12 @@
           </w:rPr>
           <w:t>://</w:t>
         </w:r>
-        <w:proofErr w:type="spellStart"/>
         <w:r>
           <w:rPr>
             <w:rStyle w:val="aff8"/>
           </w:rPr>
           <w:t>github</w:t>
         </w:r>
-        <w:proofErr w:type="spellEnd"/>
         <w:r>
           <w:rPr>
             <w:rStyle w:val="aff8"/>
@@ -4998,14 +5002,12 @@
           </w:rPr>
           <w:t>/</w:t>
         </w:r>
-        <w:proofErr w:type="spellStart"/>
         <w:r>
           <w:rPr>
             <w:rStyle w:val="aff8"/>
           </w:rPr>
           <w:t>derishabl</w:t>
         </w:r>
-        <w:proofErr w:type="spellEnd"/>
         <w:r>
           <w:rPr>
             <w:rStyle w:val="aff8"/>
@@ -5013,14 +5015,12 @@
           </w:rPr>
           <w:t>/</w:t>
         </w:r>
-        <w:proofErr w:type="spellStart"/>
         <w:r>
           <w:rPr>
             <w:rStyle w:val="aff8"/>
           </w:rPr>
           <w:t>Praktika</w:t>
         </w:r>
-        <w:proofErr w:type="spellEnd"/>
       </w:hyperlink>
     </w:p>
     <w:p>
@@ -5041,7 +5041,7 @@
       <w:pPr>
         <w:pStyle w:val="14"/>
       </w:pPr>
-      <w:bookmarkStart w:id="9" w:name="_Toc234263195"/>
+      <w:bookmarkStart w:id="9" w:name="_Toc234265959"/>
       <w:r>
         <w:lastRenderedPageBreak/>
         <w:t>Заключение</w:t>
@@ -5071,11 +5071,9 @@
         </w:rPr>
         <w:t xml:space="preserve">, навыки использования программы </w:t>
       </w:r>
-      <w:proofErr w:type="spellStart"/>
       <w:r>
         <w:t>Git</w:t>
       </w:r>
-      <w:proofErr w:type="spellEnd"/>
       <w:r>
         <w:rPr>
           <w:lang w:val="ru-RU"/>
@@ -5178,7 +5176,7 @@
       <w:pPr>
         <w:pStyle w:val="14"/>
       </w:pPr>
-      <w:bookmarkStart w:id="10" w:name="_Toc234263196"/>
+      <w:bookmarkStart w:id="10" w:name="_Toc234265960"/>
       <w:r>
         <w:lastRenderedPageBreak/>
         <w:t>Список используемой литературы</w:t>
@@ -5265,22 +5263,18 @@
         </w:rPr>
         <w:t>://</w:t>
       </w:r>
-      <w:proofErr w:type="spellStart"/>
       <w:r>
         <w:t>ru</w:t>
       </w:r>
-      <w:proofErr w:type="spellEnd"/>
       <w:r>
         <w:rPr>
           <w:lang w:val="ru-RU"/>
         </w:rPr>
         <w:t>.</w:t>
       </w:r>
-      <w:proofErr w:type="spellStart"/>
       <w:r>
         <w:t>wikipedia</w:t>
       </w:r>
-      <w:proofErr w:type="spellEnd"/>
       <w:r>
         <w:rPr>
           <w:lang w:val="ru-RU"/>
@@ -5314,7 +5308,7 @@
       <w:pPr>
         <w:pStyle w:val="14"/>
       </w:pPr>
-      <w:bookmarkStart w:id="11" w:name="_Toc234263197"/>
+      <w:bookmarkStart w:id="11" w:name="_Toc234265961"/>
       <w:r>
         <w:lastRenderedPageBreak/>
         <w:t>Приложение А. Листинг программы</w:t>
@@ -8265,25 +8259,7 @@
           <w:szCs w:val="24"/>
         </w:rPr>
         <w:br/>
-        <w:t xml:space="preserve">    </w:t>
-      </w:r>
-      <w:proofErr w:type="spellStart"/>
-      <w:r>
-        <w:rPr>
-          <w:rFonts w:ascii="Courier New" w:hAnsi="Courier New"/>
-          <w:sz w:val="24"/>
-          <w:szCs w:val="24"/>
-        </w:rPr>
-        <w:t>setColor</w:t>
-      </w:r>
-      <w:proofErr w:type="spellEnd"/>
-      <w:r>
-        <w:rPr>
-          <w:rFonts w:ascii="Courier New" w:hAnsi="Courier New"/>
-          <w:sz w:val="24"/>
-          <w:szCs w:val="24"/>
-        </w:rPr>
-        <w:t xml:space="preserve">(13, 1); </w:t>
+        <w:t xml:space="preserve">    setColor(13, 1); </w:t>
       </w:r>
       <w:proofErr w:type="spellStart"/>
       <w:r>
@@ -11282,7 +11258,7 @@
       </w:r>
     </w:p>
     <w:sectPr>
-      <w:footerReference w:type="default" r:id="rId17"/>
+      <w:footerReference w:type="default" r:id="rId18"/>
       <w:pgSz w:w="12240" w:h="15840"/>
       <w:pgMar w:top="1134" w:right="850" w:bottom="1134" w:left="1701" w:header="720" w:footer="720" w:gutter="0"/>
       <w:cols w:space="720"/>
@@ -23653,7 +23629,7 @@
 </file>
 
 <file path=customXml/itemProps1.xml><?xml version="1.0" encoding="utf-8"?>
-<ds:datastoreItem xmlns:ds="http://schemas.openxmlformats.org/officeDocument/2006/customXml" ds:itemID="{21B93556-1336-4BD1-B9BD-F9E0D31E408A}">
+<ds:datastoreItem xmlns:ds="http://schemas.openxmlformats.org/officeDocument/2006/customXml" ds:itemID="{BC0D8700-C2CA-43D2-AD80-F8ADBD5F3BB6}">
   <ds:schemaRefs>
     <ds:schemaRef ds:uri="http://schemas.openxmlformats.org/officeDocument/2006/bibliography"/>
   </ds:schemaRefs>
